--- a/Gestor_de_Inventarios/tarifarios/Tarifario_Pants_Suelto_2026.docx
+++ b/Gestor_de_Inventarios/tarifarios/Tarifario_Pants_Suelto_2026.docx
@@ -43,7 +43,7 @@
                 <w:color w:val="FFFFFF"/>
                 <w:sz w:val="40"/>
               </w:rPr>
-              <w:t>PANTS SUELTO BÁSICO</w:t>
+              <w:t>PANTS SUELTO</w:t>
             </w:r>
           </w:p>
         </w:tc>
@@ -68,7 +68,7 @@
                 <w:color w:val="9DC3E6"/>
                 <w:sz w:val="18"/>
               </w:rPr>
-              <w:t>Actualizado: Abril 2026</w:t>
+              <w:t>Actualizado: Julio 2026 · precios del sistema</w:t>
             </w:r>
           </w:p>
         </w:tc>
@@ -77,6 +77,56 @@
     <w:p>
       <w:pPr>
         <w:spacing w:before="0" w:after="120"/>
+      </w:pPr>
+    </w:p>
+    <w:tbl>
+      <w:tblPr>
+        <w:tblW w:type="auto" w:w="0"/>
+        <w:tblLook w:firstColumn="1" w:firstRow="1" w:lastColumn="0" w:lastRow="0" w:noHBand="0" w:noVBand="1" w:val="04A0"/>
+        <w:tblBorders>
+          <w:top w:val="none"/>
+          <w:left w:val="none"/>
+          <w:bottom w:val="none"/>
+          <w:right w:val="none"/>
+          <w:insideH w:val="none"/>
+          <w:insideV w:val="none"/>
+        </w:tblBorders>
+      </w:tblPr>
+      <w:tblGrid>
+        <w:gridCol w:w="15364"/>
+      </w:tblGrid>
+      <w:tr>
+        <w:tc>
+          <w:tcPr>
+            <w:tcW w:type="dxa" w:w="15364"/>
+            <w:shd w:val="clear" w:color="auto" w:fill="2E6FBF"/>
+            <w:tcMar>
+              <w:top w:w="80" w:type="dxa"/>
+              <w:bottom w:w="80" w:type="dxa"/>
+              <w:left w:w="180" w:type="dxa"/>
+              <w:right w:w="180" w:type="dxa"/>
+            </w:tcMar>
+          </w:tcPr>
+          <w:p>
+            <w:pPr>
+              <w:spacing w:before="0" w:after="0"/>
+              <w:jc w:val="left"/>
+            </w:pPr>
+            <w:r>
+              <w:rPr>
+                <w:b/>
+                <w:color w:val="FFFFFF"/>
+                <w:sz w:val="22"/>
+              </w:rPr>
+              <w:t>Precios generales</w:t>
+            </w:r>
+          </w:p>
+        </w:tc>
+      </w:tr>
+    </w:tbl>
+    <w:p>
+      <w:pPr>
+        <w:spacing w:before="0" w:after="40"/>
       </w:pPr>
     </w:p>
     <w:tbl>
@@ -94,13 +144,14 @@
         </w:tblBorders>
       </w:tblPr>
       <w:tblGrid>
-        <w:gridCol w:w="7682"/>
-        <w:gridCol w:w="7682"/>
+        <w:gridCol w:w="5121"/>
+        <w:gridCol w:w="5121"/>
+        <w:gridCol w:w="5121"/>
       </w:tblGrid>
       <w:tr>
         <w:tc>
           <w:tcPr>
-            <w:tcW w:type="dxa" w:w="7682"/>
+            <w:tcW w:type="dxa" w:w="5121"/>
             <w:tcMar>
               <w:top w:w="0" w:type="dxa"/>
               <w:bottom w:w="0" w:type="dxa"/>
@@ -123,12 +174,12 @@
               </w:tblBorders>
             </w:tblPr>
             <w:tblGrid>
-              <w:gridCol w:w="7682"/>
+              <w:gridCol w:w="5121"/>
             </w:tblGrid>
             <w:tr>
               <w:tc>
                 <w:tcPr>
-                  <w:tcW w:type="dxa" w:w="7682"/>
+                  <w:tcW w:type="dxa" w:w="5121"/>
                   <w:shd w:val="clear" w:color="auto" w:fill="2E6FBF"/>
                   <w:tcMar>
                     <w:top w:w="70" w:type="dxa"/>
@@ -162,13 +213,13 @@
               <w:tblLook w:firstColumn="1" w:firstRow="1" w:lastColumn="0" w:lastRow="0" w:noHBand="0" w:noVBand="1" w:val="04A0"/>
             </w:tblPr>
             <w:tblGrid>
-              <w:gridCol w:w="3841"/>
-              <w:gridCol w:w="3841"/>
+              <w:gridCol w:w="2560"/>
+              <w:gridCol w:w="2560"/>
             </w:tblGrid>
             <w:tr>
               <w:tc>
                 <w:tcPr>
-                  <w:tcW w:type="dxa" w:w="3841"/>
+                  <w:tcW w:type="dxa" w:w="2560"/>
                   <w:shd w:val="clear" w:color="auto" w:fill="D6E8F7"/>
                   <w:tcMar>
                     <w:top w:w="50" w:type="dxa"/>
@@ -194,7 +245,7 @@
               </w:tc>
               <w:tc>
                 <w:tcPr>
-                  <w:tcW w:type="dxa" w:w="3841"/>
+                  <w:tcW w:type="dxa" w:w="2560"/>
                   <w:shd w:val="clear" w:color="auto" w:fill="D6E8F7"/>
                   <w:tcMar>
                     <w:top w:w="50" w:type="dxa"/>
@@ -222,7 +273,7 @@
             <w:tr>
               <w:tc>
                 <w:tcPr>
-                  <w:tcW w:type="dxa" w:w="3841"/>
+                  <w:tcW w:type="dxa" w:w="2560"/>
                   <w:shd w:val="clear" w:color="auto" w:fill="FFFFFF"/>
                   <w:tcMar>
                     <w:top w:w="48" w:type="dxa"/>
@@ -248,7 +299,7 @@
               </w:tc>
               <w:tc>
                 <w:tcPr>
-                  <w:tcW w:type="dxa" w:w="3841"/>
+                  <w:tcW w:type="dxa" w:w="2560"/>
                   <w:shd w:val="clear" w:color="auto" w:fill="FFFFFF"/>
                   <w:tcMar>
                     <w:top w:w="48" w:type="dxa"/>
@@ -276,7 +327,7 @@
             <w:tr>
               <w:tc>
                 <w:tcPr>
-                  <w:tcW w:type="dxa" w:w="3841"/>
+                  <w:tcW w:type="dxa" w:w="2560"/>
                   <w:shd w:val="clear" w:color="auto" w:fill="EDF4FC"/>
                   <w:tcMar>
                     <w:top w:w="48" w:type="dxa"/>
@@ -302,7 +353,7 @@
               </w:tc>
               <w:tc>
                 <w:tcPr>
-                  <w:tcW w:type="dxa" w:w="3841"/>
+                  <w:tcW w:type="dxa" w:w="2560"/>
                   <w:shd w:val="clear" w:color="auto" w:fill="EDF4FC"/>
                   <w:tcMar>
                     <w:top w:w="48" w:type="dxa"/>
@@ -330,7 +381,7 @@
             <w:tr>
               <w:tc>
                 <w:tcPr>
-                  <w:tcW w:type="dxa" w:w="3841"/>
+                  <w:tcW w:type="dxa" w:w="2560"/>
                   <w:shd w:val="clear" w:color="auto" w:fill="FFFFFF"/>
                   <w:tcMar>
                     <w:top w:w="48" w:type="dxa"/>
@@ -356,7 +407,7 @@
               </w:tc>
               <w:tc>
                 <w:tcPr>
-                  <w:tcW w:type="dxa" w:w="3841"/>
+                  <w:tcW w:type="dxa" w:w="2560"/>
                   <w:shd w:val="clear" w:color="auto" w:fill="FFFFFF"/>
                   <w:tcMar>
                     <w:top w:w="48" w:type="dxa"/>
@@ -384,7 +435,7 @@
             <w:tr>
               <w:tc>
                 <w:tcPr>
-                  <w:tcW w:type="dxa" w:w="3841"/>
+                  <w:tcW w:type="dxa" w:w="2560"/>
                   <w:shd w:val="clear" w:color="auto" w:fill="EDF4FC"/>
                   <w:tcMar>
                     <w:top w:w="48" w:type="dxa"/>
@@ -410,7 +461,7 @@
               </w:tc>
               <w:tc>
                 <w:tcPr>
-                  <w:tcW w:type="dxa" w:w="3841"/>
+                  <w:tcW w:type="dxa" w:w="2560"/>
                   <w:shd w:val="clear" w:color="auto" w:fill="EDF4FC"/>
                   <w:tcMar>
                     <w:top w:w="48" w:type="dxa"/>
@@ -438,7 +489,7 @@
             <w:tr>
               <w:tc>
                 <w:tcPr>
-                  <w:tcW w:type="dxa" w:w="3841"/>
+                  <w:tcW w:type="dxa" w:w="2560"/>
                   <w:shd w:val="clear" w:color="auto" w:fill="FFFFFF"/>
                   <w:tcMar>
                     <w:top w:w="48" w:type="dxa"/>
@@ -464,7 +515,7 @@
               </w:tc>
               <w:tc>
                 <w:tcPr>
-                  <w:tcW w:type="dxa" w:w="3841"/>
+                  <w:tcW w:type="dxa" w:w="2560"/>
                   <w:shd w:val="clear" w:color="auto" w:fill="FFFFFF"/>
                   <w:tcMar>
                     <w:top w:w="48" w:type="dxa"/>
@@ -492,7 +543,7 @@
             <w:tr>
               <w:tc>
                 <w:tcPr>
-                  <w:tcW w:type="dxa" w:w="3841"/>
+                  <w:tcW w:type="dxa" w:w="2560"/>
                   <w:shd w:val="clear" w:color="auto" w:fill="EDF4FC"/>
                   <w:tcMar>
                     <w:top w:w="48" w:type="dxa"/>
@@ -518,7 +569,7 @@
               </w:tc>
               <w:tc>
                 <w:tcPr>
-                  <w:tcW w:type="dxa" w:w="3841"/>
+                  <w:tcW w:type="dxa" w:w="2560"/>
                   <w:shd w:val="clear" w:color="auto" w:fill="EDF4FC"/>
                   <w:tcMar>
                     <w:top w:w="48" w:type="dxa"/>
@@ -553,7 +604,7 @@
         </w:tc>
         <w:tc>
           <w:tcPr>
-            <w:tcW w:type="dxa" w:w="7682"/>
+            <w:tcW w:type="dxa" w:w="5121"/>
             <w:tcMar>
               <w:top w:w="0" w:type="dxa"/>
               <w:bottom w:w="0" w:type="dxa"/>
@@ -576,12 +627,12 @@
               </w:tblBorders>
             </w:tblPr>
             <w:tblGrid>
-              <w:gridCol w:w="7682"/>
+              <w:gridCol w:w="5121"/>
             </w:tblGrid>
             <w:tr>
               <w:tc>
                 <w:tcPr>
-                  <w:tcW w:type="dxa" w:w="7682"/>
+                  <w:tcW w:type="dxa" w:w="5121"/>
                   <w:shd w:val="clear" w:color="auto" w:fill="2E6FBF"/>
                   <w:tcMar>
                     <w:top w:w="70" w:type="dxa"/>
@@ -615,13 +666,13 @@
               <w:tblLook w:firstColumn="1" w:firstRow="1" w:lastColumn="0" w:lastRow="0" w:noHBand="0" w:noVBand="1" w:val="04A0"/>
             </w:tblPr>
             <w:tblGrid>
-              <w:gridCol w:w="3841"/>
-              <w:gridCol w:w="3841"/>
+              <w:gridCol w:w="2560"/>
+              <w:gridCol w:w="2560"/>
             </w:tblGrid>
             <w:tr>
               <w:tc>
                 <w:tcPr>
-                  <w:tcW w:type="dxa" w:w="3841"/>
+                  <w:tcW w:type="dxa" w:w="2560"/>
                   <w:shd w:val="clear" w:color="auto" w:fill="D6E8F7"/>
                   <w:tcMar>
                     <w:top w:w="50" w:type="dxa"/>
@@ -647,7 +698,7 @@
               </w:tc>
               <w:tc>
                 <w:tcPr>
-                  <w:tcW w:type="dxa" w:w="3841"/>
+                  <w:tcW w:type="dxa" w:w="2560"/>
                   <w:shd w:val="clear" w:color="auto" w:fill="D6E8F7"/>
                   <w:tcMar>
                     <w:top w:w="50" w:type="dxa"/>
@@ -675,7 +726,7 @@
             <w:tr>
               <w:tc>
                 <w:tcPr>
-                  <w:tcW w:type="dxa" w:w="3841"/>
+                  <w:tcW w:type="dxa" w:w="2560"/>
                   <w:shd w:val="clear" w:color="auto" w:fill="FFFFFF"/>
                   <w:tcMar>
                     <w:top w:w="48" w:type="dxa"/>
@@ -701,7 +752,7 @@
               </w:tc>
               <w:tc>
                 <w:tcPr>
-                  <w:tcW w:type="dxa" w:w="3841"/>
+                  <w:tcW w:type="dxa" w:w="2560"/>
                   <w:shd w:val="clear" w:color="auto" w:fill="FFFFFF"/>
                   <w:tcMar>
                     <w:top w:w="48" w:type="dxa"/>
@@ -729,7 +780,7 @@
             <w:tr>
               <w:tc>
                 <w:tcPr>
-                  <w:tcW w:type="dxa" w:w="3841"/>
+                  <w:tcW w:type="dxa" w:w="2560"/>
                   <w:shd w:val="clear" w:color="auto" w:fill="EDF4FC"/>
                   <w:tcMar>
                     <w:top w:w="48" w:type="dxa"/>
@@ -755,7 +806,7 @@
               </w:tc>
               <w:tc>
                 <w:tcPr>
-                  <w:tcW w:type="dxa" w:w="3841"/>
+                  <w:tcW w:type="dxa" w:w="2560"/>
                   <w:shd w:val="clear" w:color="auto" w:fill="EDF4FC"/>
                   <w:tcMar>
                     <w:top w:w="48" w:type="dxa"/>
@@ -783,7 +834,7 @@
             <w:tr>
               <w:tc>
                 <w:tcPr>
-                  <w:tcW w:type="dxa" w:w="3841"/>
+                  <w:tcW w:type="dxa" w:w="2560"/>
                   <w:shd w:val="clear" w:color="auto" w:fill="FFFFFF"/>
                   <w:tcMar>
                     <w:top w:w="48" w:type="dxa"/>
@@ -809,7 +860,7 @@
               </w:tc>
               <w:tc>
                 <w:tcPr>
-                  <w:tcW w:type="dxa" w:w="3841"/>
+                  <w:tcW w:type="dxa" w:w="2560"/>
                   <w:shd w:val="clear" w:color="auto" w:fill="FFFFFF"/>
                   <w:tcMar>
                     <w:top w:w="48" w:type="dxa"/>
@@ -837,7 +888,7 @@
             <w:tr>
               <w:tc>
                 <w:tcPr>
-                  <w:tcW w:type="dxa" w:w="3841"/>
+                  <w:tcW w:type="dxa" w:w="2560"/>
                   <w:shd w:val="clear" w:color="auto" w:fill="EDF4FC"/>
                   <w:tcMar>
                     <w:top w:w="48" w:type="dxa"/>
@@ -863,7 +914,7 @@
               </w:tc>
               <w:tc>
                 <w:tcPr>
-                  <w:tcW w:type="dxa" w:w="3841"/>
+                  <w:tcW w:type="dxa" w:w="2560"/>
                   <w:shd w:val="clear" w:color="auto" w:fill="EDF4FC"/>
                   <w:tcMar>
                     <w:top w:w="48" w:type="dxa"/>
@@ -891,7 +942,7 @@
             <w:tr>
               <w:tc>
                 <w:tcPr>
-                  <w:tcW w:type="dxa" w:w="3841"/>
+                  <w:tcW w:type="dxa" w:w="2560"/>
                   <w:shd w:val="clear" w:color="auto" w:fill="FFFFFF"/>
                   <w:tcMar>
                     <w:top w:w="48" w:type="dxa"/>
@@ -917,7 +968,7 @@
               </w:tc>
               <w:tc>
                 <w:tcPr>
-                  <w:tcW w:type="dxa" w:w="3841"/>
+                  <w:tcW w:type="dxa" w:w="2560"/>
                   <w:shd w:val="clear" w:color="auto" w:fill="FFFFFF"/>
                   <w:tcMar>
                     <w:top w:w="48" w:type="dxa"/>
@@ -950,6 +1001,12 @@
             </w:pPr>
           </w:p>
         </w:tc>
+        <w:tc>
+          <w:tcPr>
+            <w:tcW w:type="dxa" w:w="5121"/>
+          </w:tcPr>
+          <w:p/>
+        </w:tc>
       </w:tr>
     </w:tbl>
     <w:p>
@@ -957,18 +1014,650 @@
         <w:spacing w:before="0" w:after="120"/>
       </w:pPr>
     </w:p>
+    <w:tbl>
+      <w:tblPr>
+        <w:tblW w:type="auto" w:w="0"/>
+        <w:tblLook w:firstColumn="1" w:firstRow="1" w:lastColumn="0" w:lastRow="0" w:noHBand="0" w:noVBand="1" w:val="04A0"/>
+        <w:tblBorders>
+          <w:top w:val="none"/>
+          <w:left w:val="none"/>
+          <w:bottom w:val="none"/>
+          <w:right w:val="none"/>
+          <w:insideH w:val="none"/>
+          <w:insideV w:val="none"/>
+        </w:tblBorders>
+      </w:tblPr>
+      <w:tblGrid>
+        <w:gridCol w:w="15364"/>
+      </w:tblGrid>
+      <w:tr>
+        <w:tc>
+          <w:tcPr>
+            <w:tcW w:type="dxa" w:w="15364"/>
+            <w:shd w:val="clear" w:color="auto" w:fill="C05A00"/>
+            <w:tcMar>
+              <w:top w:w="80" w:type="dxa"/>
+              <w:bottom w:w="80" w:type="dxa"/>
+              <w:left w:w="180" w:type="dxa"/>
+              <w:right w:w="180" w:type="dxa"/>
+            </w:tcMar>
+          </w:tcPr>
+          <w:p>
+            <w:pPr>
+              <w:spacing w:before="0" w:after="0"/>
+              <w:jc w:val="left"/>
+            </w:pPr>
+            <w:r>
+              <w:rPr>
+                <w:b/>
+                <w:color w:val="FFFFFF"/>
+                <w:sz w:val="22"/>
+              </w:rPr>
+              <w:t>Deportivo por nivel</w:t>
+            </w:r>
+          </w:p>
+        </w:tc>
+      </w:tr>
+    </w:tbl>
     <w:p>
       <w:pPr>
         <w:spacing w:before="0" w:after="40"/>
       </w:pPr>
-      <w:r>
-        <w:rPr>
-          <w:i/>
-          <w:color w:val="666666"/>
-          <w:sz w:val="17"/>
-        </w:rPr>
-        <w:t xml:space="preserve">  Liso y Punto son familias distintas — no mezclar escaleras.</w:t>
-      </w:r>
+    </w:p>
+    <w:tbl>
+      <w:tblPr>
+        <w:tblW w:type="auto" w:w="0"/>
+        <w:tblLook w:firstColumn="1" w:firstRow="1" w:lastColumn="0" w:lastRow="0" w:noHBand="0" w:noVBand="1" w:val="04A0"/>
+        <w:jc w:val="center"/>
+        <w:tblBorders>
+          <w:top w:val="none"/>
+          <w:left w:val="none"/>
+          <w:bottom w:val="none"/>
+          <w:right w:val="none"/>
+          <w:insideH w:val="none"/>
+          <w:insideV w:val="none"/>
+        </w:tblBorders>
+      </w:tblPr>
+      <w:tblGrid>
+        <w:gridCol w:w="5121"/>
+        <w:gridCol w:w="5121"/>
+        <w:gridCol w:w="5121"/>
+      </w:tblGrid>
+      <w:tr>
+        <w:tc>
+          <w:tcPr>
+            <w:tcW w:type="dxa" w:w="5121"/>
+            <w:tcMar>
+              <w:top w:w="0" w:type="dxa"/>
+              <w:bottom w:w="0" w:type="dxa"/>
+              <w:left w:w="60" w:type="dxa"/>
+              <w:right w:w="60" w:type="dxa"/>
+            </w:tcMar>
+          </w:tcPr>
+          <w:p/>
+          <w:tbl>
+            <w:tblPr>
+              <w:tblW w:type="auto" w:w="0"/>
+              <w:tblLook w:firstColumn="1" w:firstRow="1" w:lastColumn="0" w:lastRow="0" w:noHBand="0" w:noVBand="1" w:val="04A0"/>
+              <w:tblBorders>
+                <w:top w:val="none"/>
+                <w:left w:val="none"/>
+                <w:bottom w:val="none"/>
+                <w:right w:val="none"/>
+                <w:insideH w:val="none"/>
+                <w:insideV w:val="none"/>
+              </w:tblBorders>
+            </w:tblPr>
+            <w:tblGrid>
+              <w:gridCol w:w="5121"/>
+            </w:tblGrid>
+            <w:tr>
+              <w:tc>
+                <w:tcPr>
+                  <w:tcW w:type="dxa" w:w="5121"/>
+                  <w:shd w:val="clear" w:color="auto" w:fill="2E6FBF"/>
+                  <w:tcMar>
+                    <w:top w:w="70" w:type="dxa"/>
+                    <w:bottom w:w="70" w:type="dxa"/>
+                    <w:left w:w="140" w:type="dxa"/>
+                    <w:right w:w="140" w:type="dxa"/>
+                  </w:tcMar>
+                </w:tcPr>
+                <w:p>
+                  <w:pPr>
+                    <w:spacing w:before="0" w:after="0"/>
+                    <w:jc w:val="left"/>
+                  </w:pPr>
+                  <w:r>
+                    <w:rPr>
+                      <w:b/>
+                      <w:color w:val="FFFFFF"/>
+                      <w:sz w:val="20"/>
+                    </w:rPr>
+                    <w:t>Deportivo por nivel</w:t>
+                  </w:r>
+                </w:p>
+              </w:tc>
+            </w:tr>
+          </w:tbl>
+          <w:p/>
+          <w:tbl>
+            <w:tblPr>
+              <w:tblStyle w:val="TableGrid"/>
+              <w:tblW w:type="auto" w:w="0"/>
+              <w:tblLook w:firstColumn="1" w:firstRow="1" w:lastColumn="0" w:lastRow="0" w:noHBand="0" w:noVBand="1" w:val="04A0"/>
+            </w:tblPr>
+            <w:tblGrid>
+              <w:gridCol w:w="1707"/>
+              <w:gridCol w:w="1707"/>
+              <w:gridCol w:w="1707"/>
+            </w:tblGrid>
+            <w:tr>
+              <w:tc>
+                <w:tcPr>
+                  <w:tcW w:type="dxa" w:w="1707"/>
+                  <w:shd w:val="clear" w:color="auto" w:fill="D6E8F7"/>
+                  <w:tcMar>
+                    <w:top w:w="50" w:type="dxa"/>
+                    <w:bottom w:w="50" w:type="dxa"/>
+                    <w:left w:w="100" w:type="dxa"/>
+                    <w:right w:w="100" w:type="dxa"/>
+                  </w:tcMar>
+                </w:tcPr>
+                <w:p>
+                  <w:pPr>
+                    <w:spacing w:before="0" w:after="0"/>
+                    <w:jc w:val="left"/>
+                  </w:pPr>
+                  <w:r>
+                    <w:rPr>
+                      <w:b/>
+                      <w:color w:val="2E6FBF"/>
+                      <w:sz w:val="17"/>
+                    </w:rPr>
+                    <w:t>Nivel</w:t>
+                  </w:r>
+                </w:p>
+              </w:tc>
+              <w:tc>
+                <w:tcPr>
+                  <w:tcW w:type="dxa" w:w="1707"/>
+                  <w:shd w:val="clear" w:color="auto" w:fill="D6E8F7"/>
+                  <w:tcMar>
+                    <w:top w:w="50" w:type="dxa"/>
+                    <w:bottom w:w="50" w:type="dxa"/>
+                    <w:left w:w="100" w:type="dxa"/>
+                    <w:right w:w="100" w:type="dxa"/>
+                  </w:tcMar>
+                </w:tcPr>
+                <w:p>
+                  <w:pPr>
+                    <w:spacing w:before="0" w:after="0"/>
+                    <w:jc w:val="right"/>
+                  </w:pPr>
+                  <w:r>
+                    <w:rPr>
+                      <w:b/>
+                      <w:color w:val="2E6FBF"/>
+                      <w:sz w:val="17"/>
+                    </w:rPr>
+                    <w:t>Tallas</w:t>
+                  </w:r>
+                </w:p>
+              </w:tc>
+              <w:tc>
+                <w:tcPr>
+                  <w:tcW w:type="dxa" w:w="1707"/>
+                  <w:shd w:val="clear" w:color="auto" w:fill="D6E8F7"/>
+                  <w:tcMar>
+                    <w:top w:w="50" w:type="dxa"/>
+                    <w:bottom w:w="50" w:type="dxa"/>
+                    <w:left w:w="100" w:type="dxa"/>
+                    <w:right w:w="100" w:type="dxa"/>
+                  </w:tcMar>
+                </w:tcPr>
+                <w:p>
+                  <w:pPr>
+                    <w:spacing w:before="0" w:after="0"/>
+                    <w:jc w:val="right"/>
+                  </w:pPr>
+                  <w:r>
+                    <w:rPr>
+                      <w:b/>
+                      <w:color w:val="2E6FBF"/>
+                      <w:sz w:val="17"/>
+                    </w:rPr>
+                    <w:t>Precio</w:t>
+                  </w:r>
+                </w:p>
+              </w:tc>
+            </w:tr>
+            <w:tr>
+              <w:tc>
+                <w:tcPr>
+                  <w:tcW w:type="dxa" w:w="1707"/>
+                  <w:shd w:val="clear" w:color="auto" w:fill="FFFFFF"/>
+                  <w:tcMar>
+                    <w:top w:w="48" w:type="dxa"/>
+                    <w:bottom w:w="48" w:type="dxa"/>
+                    <w:left w:w="100" w:type="dxa"/>
+                    <w:right w:w="100" w:type="dxa"/>
+                  </w:tcMar>
+                </w:tcPr>
+                <w:p>
+                  <w:pPr>
+                    <w:spacing w:before="0" w:after="0"/>
+                    <w:jc w:val="left"/>
+                  </w:pPr>
+                  <w:r>
+                    <w:rPr>
+                      <w:b w:val="0"/>
+                      <w:color w:val="1A1A2E"/>
+                      <w:sz w:val="18"/>
+                    </w:rPr>
+                    <w:t>Preescolar</w:t>
+                  </w:r>
+                </w:p>
+              </w:tc>
+              <w:tc>
+                <w:tcPr>
+                  <w:tcW w:type="dxa" w:w="1707"/>
+                  <w:shd w:val="clear" w:color="auto" w:fill="FFFFFF"/>
+                  <w:tcMar>
+                    <w:top w:w="48" w:type="dxa"/>
+                    <w:bottom w:w="48" w:type="dxa"/>
+                    <w:left w:w="100" w:type="dxa"/>
+                    <w:right w:w="100" w:type="dxa"/>
+                  </w:tcMar>
+                </w:tcPr>
+                <w:p>
+                  <w:pPr>
+                    <w:spacing w:before="0" w:after="0"/>
+                    <w:jc w:val="right"/>
+                  </w:pPr>
+                  <w:r>
+                    <w:rPr>
+                      <w:b/>
+                      <w:color w:val="1E3A6E"/>
+                      <w:sz w:val="18"/>
+                    </w:rPr>
+                    <w:t>2, 4, 6, 8, 10</w:t>
+                  </w:r>
+                </w:p>
+              </w:tc>
+              <w:tc>
+                <w:tcPr>
+                  <w:tcW w:type="dxa" w:w="1707"/>
+                  <w:shd w:val="clear" w:color="auto" w:fill="FFFFFF"/>
+                  <w:tcMar>
+                    <w:top w:w="48" w:type="dxa"/>
+                    <w:bottom w:w="48" w:type="dxa"/>
+                    <w:left w:w="100" w:type="dxa"/>
+                    <w:right w:w="100" w:type="dxa"/>
+                  </w:tcMar>
+                </w:tcPr>
+                <w:p>
+                  <w:pPr>
+                    <w:spacing w:before="0" w:after="0"/>
+                    <w:jc w:val="right"/>
+                  </w:pPr>
+                  <w:r>
+                    <w:rPr>
+                      <w:b/>
+                      <w:color w:val="1E3A6E"/>
+                      <w:sz w:val="18"/>
+                    </w:rPr>
+                    <w:t>$239</w:t>
+                  </w:r>
+                </w:p>
+              </w:tc>
+            </w:tr>
+            <w:tr>
+              <w:tc>
+                <w:tcPr>
+                  <w:tcW w:type="dxa" w:w="1707"/>
+                  <w:shd w:val="clear" w:color="auto" w:fill="EDF4FC"/>
+                  <w:tcMar>
+                    <w:top w:w="48" w:type="dxa"/>
+                    <w:bottom w:w="48" w:type="dxa"/>
+                    <w:left w:w="100" w:type="dxa"/>
+                    <w:right w:w="100" w:type="dxa"/>
+                  </w:tcMar>
+                </w:tcPr>
+                <w:p>
+                  <w:pPr>
+                    <w:spacing w:before="0" w:after="0"/>
+                    <w:jc w:val="left"/>
+                  </w:pPr>
+                  <w:r>
+                    <w:rPr>
+                      <w:b w:val="0"/>
+                      <w:color w:val="1A1A2E"/>
+                      <w:sz w:val="18"/>
+                    </w:rPr>
+                    <w:t>Primaria</w:t>
+                  </w:r>
+                </w:p>
+              </w:tc>
+              <w:tc>
+                <w:tcPr>
+                  <w:tcW w:type="dxa" w:w="1707"/>
+                  <w:shd w:val="clear" w:color="auto" w:fill="EDF4FC"/>
+                  <w:tcMar>
+                    <w:top w:w="48" w:type="dxa"/>
+                    <w:bottom w:w="48" w:type="dxa"/>
+                    <w:left w:w="100" w:type="dxa"/>
+                    <w:right w:w="100" w:type="dxa"/>
+                  </w:tcMar>
+                </w:tcPr>
+                <w:p>
+                  <w:pPr>
+                    <w:spacing w:before="0" w:after="0"/>
+                    <w:jc w:val="right"/>
+                  </w:pPr>
+                  <w:r>
+                    <w:rPr>
+                      <w:b/>
+                      <w:color w:val="1E3A6E"/>
+                      <w:sz w:val="18"/>
+                    </w:rPr>
+                    <w:t>4, 6, 8, 10, 12, 14, 16, 18</w:t>
+                  </w:r>
+                </w:p>
+              </w:tc>
+              <w:tc>
+                <w:tcPr>
+                  <w:tcW w:type="dxa" w:w="1707"/>
+                  <w:shd w:val="clear" w:color="auto" w:fill="EDF4FC"/>
+                  <w:tcMar>
+                    <w:top w:w="48" w:type="dxa"/>
+                    <w:bottom w:w="48" w:type="dxa"/>
+                    <w:left w:w="100" w:type="dxa"/>
+                    <w:right w:w="100" w:type="dxa"/>
+                  </w:tcMar>
+                </w:tcPr>
+                <w:p>
+                  <w:pPr>
+                    <w:spacing w:before="0" w:after="0"/>
+                    <w:jc w:val="right"/>
+                  </w:pPr>
+                  <w:r>
+                    <w:rPr>
+                      <w:b/>
+                      <w:color w:val="1E3A6E"/>
+                      <w:sz w:val="18"/>
+                    </w:rPr>
+                    <w:t>$259</w:t>
+                  </w:r>
+                </w:p>
+              </w:tc>
+            </w:tr>
+            <w:tr>
+              <w:tc>
+                <w:tcPr>
+                  <w:tcW w:type="dxa" w:w="1707"/>
+                  <w:shd w:val="clear" w:color="auto" w:fill="FFFFFF"/>
+                  <w:tcMar>
+                    <w:top w:w="48" w:type="dxa"/>
+                    <w:bottom w:w="48" w:type="dxa"/>
+                    <w:left w:w="100" w:type="dxa"/>
+                    <w:right w:w="100" w:type="dxa"/>
+                  </w:tcMar>
+                </w:tcPr>
+                <w:p>
+                  <w:pPr>
+                    <w:spacing w:before="0" w:after="0"/>
+                    <w:jc w:val="left"/>
+                  </w:pPr>
+                  <w:r>
+                    <w:rPr>
+                      <w:b w:val="0"/>
+                      <w:color w:val="1A1A2E"/>
+                      <w:sz w:val="18"/>
+                    </w:rPr>
+                    <w:t>Primaria</w:t>
+                  </w:r>
+                </w:p>
+              </w:tc>
+              <w:tc>
+                <w:tcPr>
+                  <w:tcW w:type="dxa" w:w="1707"/>
+                  <w:shd w:val="clear" w:color="auto" w:fill="FFFFFF"/>
+                  <w:tcMar>
+                    <w:top w:w="48" w:type="dxa"/>
+                    <w:bottom w:w="48" w:type="dxa"/>
+                    <w:left w:w="100" w:type="dxa"/>
+                    <w:right w:w="100" w:type="dxa"/>
+                  </w:tcMar>
+                </w:tcPr>
+                <w:p>
+                  <w:pPr>
+                    <w:spacing w:before="0" w:after="0"/>
+                    <w:jc w:val="right"/>
+                  </w:pPr>
+                  <w:r>
+                    <w:rPr>
+                      <w:b/>
+                      <w:color w:val="1E3A6E"/>
+                      <w:sz w:val="18"/>
+                    </w:rPr>
+                    <w:t>CH, MD, GD, EXG</w:t>
+                  </w:r>
+                </w:p>
+              </w:tc>
+              <w:tc>
+                <w:tcPr>
+                  <w:tcW w:type="dxa" w:w="1707"/>
+                  <w:shd w:val="clear" w:color="auto" w:fill="FFFFFF"/>
+                  <w:tcMar>
+                    <w:top w:w="48" w:type="dxa"/>
+                    <w:bottom w:w="48" w:type="dxa"/>
+                    <w:left w:w="100" w:type="dxa"/>
+                    <w:right w:w="100" w:type="dxa"/>
+                  </w:tcMar>
+                </w:tcPr>
+                <w:p>
+                  <w:pPr>
+                    <w:spacing w:before="0" w:after="0"/>
+                    <w:jc w:val="right"/>
+                  </w:pPr>
+                  <w:r>
+                    <w:rPr>
+                      <w:b/>
+                      <w:color w:val="1E3A6E"/>
+                      <w:sz w:val="18"/>
+                    </w:rPr>
+                    <w:t>$269</w:t>
+                  </w:r>
+                </w:p>
+              </w:tc>
+            </w:tr>
+            <w:tr>
+              <w:tc>
+                <w:tcPr>
+                  <w:tcW w:type="dxa" w:w="1707"/>
+                  <w:shd w:val="clear" w:color="auto" w:fill="EDF4FC"/>
+                  <w:tcMar>
+                    <w:top w:w="48" w:type="dxa"/>
+                    <w:bottom w:w="48" w:type="dxa"/>
+                    <w:left w:w="100" w:type="dxa"/>
+                    <w:right w:w="100" w:type="dxa"/>
+                  </w:tcMar>
+                </w:tcPr>
+                <w:p>
+                  <w:pPr>
+                    <w:spacing w:before="0" w:after="0"/>
+                    <w:jc w:val="left"/>
+                  </w:pPr>
+                  <w:r>
+                    <w:rPr>
+                      <w:b w:val="0"/>
+                      <w:color w:val="1A1A2E"/>
+                      <w:sz w:val="18"/>
+                    </w:rPr>
+                    <w:t>Secundaria</w:t>
+                  </w:r>
+                </w:p>
+              </w:tc>
+              <w:tc>
+                <w:tcPr>
+                  <w:tcW w:type="dxa" w:w="1707"/>
+                  <w:shd w:val="clear" w:color="auto" w:fill="EDF4FC"/>
+                  <w:tcMar>
+                    <w:top w:w="48" w:type="dxa"/>
+                    <w:bottom w:w="48" w:type="dxa"/>
+                    <w:left w:w="100" w:type="dxa"/>
+                    <w:right w:w="100" w:type="dxa"/>
+                  </w:tcMar>
+                </w:tcPr>
+                <w:p>
+                  <w:pPr>
+                    <w:spacing w:before="0" w:after="0"/>
+                    <w:jc w:val="right"/>
+                  </w:pPr>
+                  <w:r>
+                    <w:rPr>
+                      <w:b/>
+                      <w:color w:val="1E3A6E"/>
+                      <w:sz w:val="18"/>
+                    </w:rPr>
+                    <w:t>10, 12, 14, 16, CH, MD, GD, EXG</w:t>
+                  </w:r>
+                </w:p>
+              </w:tc>
+              <w:tc>
+                <w:tcPr>
+                  <w:tcW w:type="dxa" w:w="1707"/>
+                  <w:shd w:val="clear" w:color="auto" w:fill="EDF4FC"/>
+                  <w:tcMar>
+                    <w:top w:w="48" w:type="dxa"/>
+                    <w:bottom w:w="48" w:type="dxa"/>
+                    <w:left w:w="100" w:type="dxa"/>
+                    <w:right w:w="100" w:type="dxa"/>
+                  </w:tcMar>
+                </w:tcPr>
+                <w:p>
+                  <w:pPr>
+                    <w:spacing w:before="0" w:after="0"/>
+                    <w:jc w:val="right"/>
+                  </w:pPr>
+                  <w:r>
+                    <w:rPr>
+                      <w:b/>
+                      <w:color w:val="1E3A6E"/>
+                      <w:sz w:val="18"/>
+                    </w:rPr>
+                    <w:t>$279</w:t>
+                  </w:r>
+                </w:p>
+              </w:tc>
+            </w:tr>
+            <w:tr>
+              <w:tc>
+                <w:tcPr>
+                  <w:tcW w:type="dxa" w:w="1707"/>
+                  <w:shd w:val="clear" w:color="auto" w:fill="FFFFFF"/>
+                  <w:tcMar>
+                    <w:top w:w="48" w:type="dxa"/>
+                    <w:bottom w:w="48" w:type="dxa"/>
+                    <w:left w:w="100" w:type="dxa"/>
+                    <w:right w:w="100" w:type="dxa"/>
+                  </w:tcMar>
+                </w:tcPr>
+                <w:p>
+                  <w:pPr>
+                    <w:spacing w:before="0" w:after="0"/>
+                    <w:jc w:val="left"/>
+                  </w:pPr>
+                  <w:r>
+                    <w:rPr>
+                      <w:b w:val="0"/>
+                      <w:color w:val="1A1A2E"/>
+                      <w:sz w:val="18"/>
+                    </w:rPr>
+                    <w:t>Bachillerato</w:t>
+                  </w:r>
+                </w:p>
+              </w:tc>
+              <w:tc>
+                <w:tcPr>
+                  <w:tcW w:type="dxa" w:w="1707"/>
+                  <w:shd w:val="clear" w:color="auto" w:fill="FFFFFF"/>
+                  <w:tcMar>
+                    <w:top w:w="48" w:type="dxa"/>
+                    <w:bottom w:w="48" w:type="dxa"/>
+                    <w:left w:w="100" w:type="dxa"/>
+                    <w:right w:w="100" w:type="dxa"/>
+                  </w:tcMar>
+                </w:tcPr>
+                <w:p>
+                  <w:pPr>
+                    <w:spacing w:before="0" w:after="0"/>
+                    <w:jc w:val="right"/>
+                  </w:pPr>
+                  <w:r>
+                    <w:rPr>
+                      <w:b/>
+                      <w:color w:val="1E3A6E"/>
+                      <w:sz w:val="18"/>
+                    </w:rPr>
+                    <w:t>14, 16, CH, MD, GD, EXG</w:t>
+                  </w:r>
+                </w:p>
+              </w:tc>
+              <w:tc>
+                <w:tcPr>
+                  <w:tcW w:type="dxa" w:w="1707"/>
+                  <w:shd w:val="clear" w:color="auto" w:fill="FFFFFF"/>
+                  <w:tcMar>
+                    <w:top w:w="48" w:type="dxa"/>
+                    <w:bottom w:w="48" w:type="dxa"/>
+                    <w:left w:w="100" w:type="dxa"/>
+                    <w:right w:w="100" w:type="dxa"/>
+                  </w:tcMar>
+                </w:tcPr>
+                <w:p>
+                  <w:pPr>
+                    <w:spacing w:before="0" w:after="0"/>
+                    <w:jc w:val="right"/>
+                  </w:pPr>
+                  <w:r>
+                    <w:rPr>
+                      <w:b/>
+                      <w:color w:val="1E3A6E"/>
+                      <w:sz w:val="18"/>
+                    </w:rPr>
+                    <w:t>$289</w:t>
+                  </w:r>
+                </w:p>
+              </w:tc>
+            </w:tr>
+          </w:tbl>
+          <w:p/>
+          <w:p>
+            <w:pPr>
+              <w:spacing w:before="0" w:after="80"/>
+            </w:pPr>
+          </w:p>
+        </w:tc>
+        <w:tc>
+          <w:tcPr>
+            <w:tcW w:type="dxa" w:w="5121"/>
+          </w:tcPr>
+          <w:p/>
+        </w:tc>
+        <w:tc>
+          <w:tcPr>
+            <w:tcW w:type="dxa" w:w="5121"/>
+          </w:tcPr>
+          <w:p/>
+        </w:tc>
+      </w:tr>
+    </w:tbl>
+    <w:p>
+      <w:pPr>
+        <w:spacing w:before="0" w:after="120"/>
+      </w:pPr>
     </w:p>
     <w:sectPr>
       <w:pgSz w:w="16838" w:h="11906" w:orient="landscape"/>
